--- a/SWE-540/Topic 7/Topic 7 Discussion 1.docx
+++ b/SWE-540/Topic 7/Topic 7 Discussion 1.docx
@@ -35,6 +35,19 @@
           <w:bCs/>
         </w:rPr>
         <w:t>Respond to at least two other peers. Provide probing questions to other students’ submissions and additional suggestions. Should a posting already have several responses, move to one that does not. </w:t>
+      </w:r>
+    </w:p>
+    <w:p>
+      <w:r>
+        <w:t>Hello Class,</w:t>
+      </w:r>
+    </w:p>
+    <w:p>
+      <w:pPr>
+        <w:ind w:firstLine="720"/>
+      </w:pPr>
+      <w:r>
+        <w:t>I have successfully completed all of the user interface designs in their entirety, ensuring that every screen and interaction aligns with the project goals and user experience standards. With the UI design phase now fully wrapped up, my focus for this week will shift to a comprehensive review of the entire project requirements specification document. I plan to carefully go through each section to verify completeness, clarity, and consistency, making any necessary revisions or enhancements. This thorough review will help ensure that the document accurately reflects the project scope and requirements. My goal is to have the requirements specification fully polished and ready for submission by the end of the week, meeting all milestone expectations and setting a strong foundation for the next phases of the project.</w:t>
       </w:r>
     </w:p>
     <w:p/>
